--- a/5_Audit_and_Metrics/MT-ISMS-CAP-001_v1.0_cap-closure-memo.docx
+++ b/5_Audit_and_Metrics/MT-ISMS-CAP-001_v1.0_cap-closure-memo.docx
@@ -1364,7 +1364,7 @@
     <w:sectPr>
       <w:headerReference w:type="default" r:id="rId8"/>
       <w:headerReference w:type="first" r:id="rId9"/>
-      <w:pgSz w:w="12240" w:h="15840"/>
+      <w:pgSz w:w="11906" w:h="16838"/>
       <w:pgMar w:top="1115" w:right="1440" w:bottom="1440" w:left="1440" w:header="534" w:footer="720" w:gutter="0"/>
       <w:cols w:space="720"/>
       <w:titlePg/>

--- a/5_Audit_and_Metrics/MT-ISMS-CAP-001_v1.0_cap-closure-memo.docx
+++ b/5_Audit_and_Metrics/MT-ISMS-CAP-001_v1.0_cap-closure-memo.docx
@@ -169,7 +169,7 @@
               <w:rPr>
                 <w:rFonts w:ascii="Aptos" w:hAnsi="Aptos"/>
               </w:rPr>
-              <w:t>[Date]</w:t>
+              <w:t>10 July 2026</w:t>
             </w:r>
           </w:p>
         </w:tc>
@@ -732,7 +732,7 @@
           <w:rStyle w:val="s1"/>
           <w:rFonts w:ascii="Aptos" w:hAnsi="Aptos"/>
         </w:rPr>
-        <w:t>The CISO presented the Risk Register to the CEO during the Management Review meeting on [Date].</w:t>
+        <w:t>The CISO presented the Risk Register to the CEO during the Management Review meeting on 20 April 2026.</w:t>
       </w:r>
     </w:p>
     <w:p>
@@ -1292,7 +1292,7 @@
         <w:rPr>
           <w:rFonts w:ascii="Aptos" w:hAnsi="Aptos"/>
         </w:rPr>
-        <w:t>: [Date]</w:t>
+        <w:t>: 9 July 2026</w:t>
       </w:r>
     </w:p>
     <w:p>
@@ -1351,7 +1351,7 @@
         <w:rPr>
           <w:rFonts w:ascii="Aptos" w:hAnsi="Aptos"/>
         </w:rPr>
-        <w:t>: [Date]</w:t>
+        <w:t>: 10 July 2026</w:t>
       </w:r>
     </w:p>
     <w:p>
